--- a/docs/Modele_v4_Reference_Perspectives_Outil_Excel.docx
+++ b/docs/Modele_v4_Reference_Perspectives_Outil_Excel.docx
@@ -9365,7 +9365,7 @@
                 <w:sz w:val="17"/>
                 <w:szCs w:val="17"/>
               </w:rPr>
-              <w:t xml:space="preserve">Logement intermédiaire</w:t>
+              <w:t xml:space="preserve">Villas</w:t>
             </w:r>
           </w:p>
         </w:tc>
@@ -9392,7 +9392,7 @@
                 <w:sz w:val="17"/>
                 <w:szCs w:val="17"/>
               </w:rPr>
-              <w:t xml:space="preserve">−5 %</w:t>
+              <w:t xml:space="preserve">−4 %</w:t>
             </w:r>
           </w:p>
         </w:tc>
@@ -9421,7 +9421,7 @@
                 <w:sz w:val="17"/>
                 <w:szCs w:val="17"/>
               </w:rPr>
-              <w:t xml:space="preserve">Moyen-haut standing</w:t>
+              <w:t xml:space="preserve">Bureaux</w:t>
             </w:r>
           </w:p>
         </w:tc>
@@ -9443,11 +9443,11 @@
             <w:r>
               <w:rPr>
                 <w:rFonts w:ascii="Calibri" w:cs="Calibri" w:eastAsia="Calibri" w:hAnsi="Calibri"/>
-                <w:color w:val="595959"/>
-                <w:sz w:val="17"/>
-                <w:szCs w:val="17"/>
-              </w:rPr>
-              <w:t xml:space="preserve">0 %</w:t>
+                <w:color w:val="C00000"/>
+                <w:sz w:val="17"/>
+                <w:szCs w:val="17"/>
+              </w:rPr>
+              <w:t xml:space="preserve">−5 %</w:t>
             </w:r>
           </w:p>
         </w:tc>
@@ -9477,7 +9477,7 @@
                 <w:sz w:val="17"/>
                 <w:szCs w:val="17"/>
               </w:rPr>
-              <w:t xml:space="preserve">Touristique / hôtelier</w:t>
+              <w:t xml:space="preserve">Commerces</w:t>
             </w:r>
           </w:p>
         </w:tc>
@@ -9504,7 +9504,7 @@
                 <w:sz w:val="17"/>
                 <w:szCs w:val="17"/>
               </w:rPr>
-              <w:t xml:space="preserve">−7,000000000000001 %</w:t>
+              <w:t xml:space="preserve">−3 %</w:t>
             </w:r>
           </w:p>
         </w:tc>
@@ -9533,7 +9533,7 @@
                 <w:sz w:val="17"/>
                 <w:szCs w:val="17"/>
               </w:rPr>
-              <w:t xml:space="preserve">Bureaux</w:t>
+              <w:t xml:space="preserve">Moyen-haut standing</w:t>
             </w:r>
           </w:p>
         </w:tc>
@@ -9555,11 +9555,11 @@
             <w:r>
               <w:rPr>
                 <w:rFonts w:ascii="Calibri" w:cs="Calibri" w:eastAsia="Calibri" w:hAnsi="Calibri"/>
-                <w:color w:val="C00000"/>
-                <w:sz w:val="17"/>
-                <w:szCs w:val="17"/>
-              </w:rPr>
-              <w:t xml:space="preserve">−5 %</w:t>
+                <w:color w:val="595959"/>
+                <w:sz w:val="17"/>
+                <w:szCs w:val="17"/>
+              </w:rPr>
+              <w:t xml:space="preserve">0 %</w:t>
             </w:r>
           </w:p>
         </w:tc>
@@ -9589,7 +9589,7 @@
                 <w:sz w:val="17"/>
                 <w:szCs w:val="17"/>
               </w:rPr>
-              <w:t xml:space="preserve">Commerces</w:t>
+              <w:t xml:space="preserve">Touristique / hôtelier</w:t>
             </w:r>
           </w:p>
         </w:tc>
@@ -9616,7 +9616,7 @@
                 <w:sz w:val="17"/>
                 <w:szCs w:val="17"/>
               </w:rPr>
-              <w:t xml:space="preserve">−3 %</w:t>
+              <w:t xml:space="preserve">−7,000000000000001 %</w:t>
             </w:r>
           </w:p>
         </w:tc>
@@ -9645,7 +9645,7 @@
                 <w:sz w:val="17"/>
                 <w:szCs w:val="17"/>
               </w:rPr>
-              <w:t xml:space="preserve">Villas</w:t>
+              <w:t xml:space="preserve">Logement intermédiaire</w:t>
             </w:r>
           </w:p>
         </w:tc>
@@ -9671,7 +9671,7 @@
                 <w:sz w:val="17"/>
                 <w:szCs w:val="17"/>
               </w:rPr>
-              <w:t xml:space="preserve">−4 %</w:t>
+              <w:t xml:space="preserve">−5 %</w:t>
             </w:r>
           </w:p>
         </w:tc>
@@ -9792,7 +9792,7 @@
                 <w:sz w:val="17"/>
                 <w:szCs w:val="17"/>
               </w:rPr>
-              <w:t xml:space="preserve">Casablanca — centre</w:t>
+              <w:t xml:space="preserve">Agadir</w:t>
             </w:r>
           </w:p>
         </w:tc>
@@ -9848,7 +9848,7 @@
                 <w:sz w:val="17"/>
                 <w:szCs w:val="17"/>
               </w:rPr>
-              <w:t xml:space="preserve">Casablanca — périphérie</w:t>
+              <w:t xml:space="preserve">Tanger</w:t>
             </w:r>
           </w:p>
         </w:tc>
@@ -9871,11 +9871,11 @@
             <w:r>
               <w:rPr>
                 <w:rFonts w:ascii="Calibri" w:cs="Calibri" w:eastAsia="Calibri" w:hAnsi="Calibri"/>
-                <w:color w:val="C00000"/>
-                <w:sz w:val="17"/>
-                <w:szCs w:val="17"/>
-              </w:rPr>
-              <w:t xml:space="preserve">−5 %</w:t>
+                <w:color w:val="595959"/>
+                <w:sz w:val="17"/>
+                <w:szCs w:val="17"/>
+              </w:rPr>
+              <w:t xml:space="preserve">0 %</w:t>
             </w:r>
           </w:p>
         </w:tc>
@@ -9904,7 +9904,7 @@
                 <w:sz w:val="17"/>
                 <w:szCs w:val="17"/>
               </w:rPr>
-              <w:t xml:space="preserve">Rabat — centre</w:t>
+              <w:t xml:space="preserve">Marrakech</w:t>
             </w:r>
           </w:p>
         </w:tc>
@@ -9926,11 +9926,11 @@
             <w:r>
               <w:rPr>
                 <w:rFonts w:ascii="Calibri" w:cs="Calibri" w:eastAsia="Calibri" w:hAnsi="Calibri"/>
-                <w:color w:val="548235"/>
-                <w:sz w:val="17"/>
-                <w:szCs w:val="17"/>
-              </w:rPr>
-              <w:t xml:space="preserve">+2 %</w:t>
+                <w:color w:val="C00000"/>
+                <w:sz w:val="17"/>
+                <w:szCs w:val="17"/>
+              </w:rPr>
+              <w:t xml:space="preserve">−7,000000000000001 %</w:t>
             </w:r>
           </w:p>
         </w:tc>
@@ -9960,7 +9960,7 @@
                 <w:sz w:val="17"/>
                 <w:szCs w:val="17"/>
               </w:rPr>
-              <w:t xml:space="preserve">Rabat — périphérie</w:t>
+              <w:t xml:space="preserve">Casablanca — centre</w:t>
             </w:r>
           </w:p>
         </w:tc>
@@ -10016,7 +10016,7 @@
                 <w:sz w:val="17"/>
                 <w:szCs w:val="17"/>
               </w:rPr>
-              <w:t xml:space="preserve">Tanger</w:t>
+              <w:t xml:space="preserve">Fès / Oriental</w:t>
             </w:r>
           </w:p>
         </w:tc>
@@ -10038,11 +10038,11 @@
             <w:r>
               <w:rPr>
                 <w:rFonts w:ascii="Calibri" w:cs="Calibri" w:eastAsia="Calibri" w:hAnsi="Calibri"/>
-                <w:color w:val="595959"/>
-                <w:sz w:val="17"/>
-                <w:szCs w:val="17"/>
-              </w:rPr>
-              <w:t xml:space="preserve">0 %</w:t>
+                <w:color w:val="C00000"/>
+                <w:sz w:val="17"/>
+                <w:szCs w:val="17"/>
+              </w:rPr>
+              <w:t xml:space="preserve">−3 %</w:t>
             </w:r>
           </w:p>
         </w:tc>
@@ -10072,7 +10072,7 @@
                 <w:sz w:val="17"/>
                 <w:szCs w:val="17"/>
               </w:rPr>
-              <w:t xml:space="preserve">Marrakech</w:t>
+              <w:t xml:space="preserve">Rabat — centre</w:t>
             </w:r>
           </w:p>
         </w:tc>
@@ -10095,11 +10095,11 @@
             <w:r>
               <w:rPr>
                 <w:rFonts w:ascii="Calibri" w:cs="Calibri" w:eastAsia="Calibri" w:hAnsi="Calibri"/>
-                <w:color w:val="C00000"/>
-                <w:sz w:val="17"/>
-                <w:szCs w:val="17"/>
-              </w:rPr>
-              <w:t xml:space="preserve">−7,000000000000001 %</w:t>
+                <w:color w:val="548235"/>
+                <w:sz w:val="17"/>
+                <w:szCs w:val="17"/>
+              </w:rPr>
+              <w:t xml:space="preserve">+2 %</w:t>
             </w:r>
           </w:p>
         </w:tc>
@@ -10128,7 +10128,7 @@
                 <w:sz w:val="17"/>
                 <w:szCs w:val="17"/>
               </w:rPr>
-              <w:t xml:space="preserve">Agadir</w:t>
+              <w:t xml:space="preserve">Casablanca — périphérie</w:t>
             </w:r>
           </w:p>
         </w:tc>
@@ -10150,11 +10150,11 @@
             <w:r>
               <w:rPr>
                 <w:rFonts w:ascii="Calibri" w:cs="Calibri" w:eastAsia="Calibri" w:hAnsi="Calibri"/>
-                <w:color w:val="595959"/>
-                <w:sz w:val="17"/>
-                <w:szCs w:val="17"/>
-              </w:rPr>
-              <w:t xml:space="preserve">0 %</w:t>
+                <w:color w:val="C00000"/>
+                <w:sz w:val="17"/>
+                <w:szCs w:val="17"/>
+              </w:rPr>
+              <w:t xml:space="preserve">−5 %</w:t>
             </w:r>
           </w:p>
         </w:tc>
@@ -10184,7 +10184,7 @@
                 <w:sz w:val="17"/>
                 <w:szCs w:val="17"/>
               </w:rPr>
-              <w:t xml:space="preserve">Fès / Oriental</w:t>
+              <w:t xml:space="preserve">Rabat — périphérie</w:t>
             </w:r>
           </w:p>
         </w:tc>
@@ -10207,11 +10207,11 @@
             <w:r>
               <w:rPr>
                 <w:rFonts w:ascii="Calibri" w:cs="Calibri" w:eastAsia="Calibri" w:hAnsi="Calibri"/>
-                <w:color w:val="C00000"/>
-                <w:sz w:val="17"/>
-                <w:szCs w:val="17"/>
-              </w:rPr>
-              <w:t xml:space="preserve">−3 %</w:t>
+                <w:color w:val="595959"/>
+                <w:sz w:val="17"/>
+                <w:szCs w:val="17"/>
+              </w:rPr>
+              <w:t xml:space="preserve">0 %</w:t>
             </w:r>
           </w:p>
         </w:tc>
@@ -14065,7 +14065,7 @@
                 <w:sz w:val="17"/>
                 <w:szCs w:val="17"/>
               </w:rPr>
-              <w:t xml:space="preserve">Code VBA : cohérence des noms définis, feuilles, clés de données, équilibre des blocs, cibles des boutons</w:t>
+              <w:t xml:space="preserve">Formules recalculées par LibreOffice Calc (vrai tableur) sur les 20 cas de référence — outil 4.1</w:t>
             </w:r>
           </w:p>
         </w:tc>
@@ -14092,7 +14092,7 @@
                 <w:sz w:val="17"/>
                 <w:szCs w:val="17"/>
               </w:rPr>
-              <w:t xml:space="preserve">Analyse statique sans anomalie</w:t>
+              <w:t xml:space="preserve">20 / 20 identiques</w:t>
             </w:r>
           </w:p>
         </w:tc>
@@ -14122,7 +14122,7 @@
                 <w:sz w:val="17"/>
                 <w:szCs w:val="17"/>
               </w:rPr>
-              <w:t xml:space="preserve">Exécution des macros VBA dans Excel</w:t>
+              <w:t xml:space="preserve">Macros VBA exécutées sous LibreOffice (compatibilité VBA) : autotests, dossier, portefeuille, stress, validation, listes, instantané, nouveau dossier, boutons</w:t>
             </w:r>
           </w:p>
         </w:tc>
@@ -14146,11 +14146,125 @@
                 <w:rFonts w:ascii="Calibri" w:cs="Calibri" w:eastAsia="Calibri" w:hAnsi="Calibri"/>
                 <w:b/>
                 <w:bCs/>
-                <w:color w:val="C00000"/>
-                <w:sz w:val="17"/>
-                <w:szCs w:val="17"/>
-              </w:rPr>
-              <w:t xml:space="preserve">NON réalisée ici</w:t>
+                <w:color w:val="548235"/>
+                <w:sz w:val="17"/>
+                <w:szCs w:val="17"/>
+              </w:rPr>
+              <w:t xml:space="preserve">Toutes exécutées</w:t>
+            </w:r>
+          </w:p>
+        </w:tc>
+      </w:tr>
+      <w:tr>
+        <w:trPr>
+          <w:cantSplit/>
+        </w:trPr>
+        <w:tc>
+          <w:tcPr>
+            <w:tcW w:type="dxa" w:w="6300"/>
+            <w:tcMar>
+              <w:top w:type="dxa" w:w="40"/>
+              <w:left w:type="dxa" w:w="80"/>
+              <w:bottom w:type="dxa" w:w="40"/>
+              <w:right w:type="dxa" w:w="80"/>
+            </w:tcMar>
+          </w:tcPr>
+          <w:p>
+            <w:pPr>
+              <w:spacing w:after="0" w:line="240"/>
+            </w:pPr>
+            <w:r>
+              <w:rPr>
+                <w:rFonts w:ascii="Calibri" w:cs="Calibri" w:eastAsia="Calibri" w:hAnsi="Calibri"/>
+                <w:sz w:val="17"/>
+                <w:szCs w:val="17"/>
+              </w:rPr>
+              <w:t xml:space="preserve">Stress test VBA comparé au moteur de stress de l'application (7 scénarios)</w:t>
+            </w:r>
+          </w:p>
+        </w:tc>
+        <w:tc>
+          <w:tcPr>
+            <w:tcW w:type="dxa" w:w="2726"/>
+            <w:tcMar>
+              <w:top w:type="dxa" w:w="40"/>
+              <w:left w:type="dxa" w:w="80"/>
+              <w:bottom w:type="dxa" w:w="40"/>
+              <w:right w:type="dxa" w:w="80"/>
+            </w:tcMar>
+          </w:tcPr>
+          <w:p>
+            <w:pPr>
+              <w:spacing w:after="0" w:line="240"/>
+            </w:pPr>
+            <w:r>
+              <w:rPr>
+                <w:rFonts w:ascii="Calibri" w:cs="Calibri" w:eastAsia="Calibri" w:hAnsi="Calibri"/>
+                <w:b/>
+                <w:bCs/>
+                <w:color w:val="548235"/>
+                <w:sz w:val="17"/>
+                <w:szCs w:val="17"/>
+              </w:rPr>
+              <w:t xml:space="preserve">Identique</w:t>
+            </w:r>
+          </w:p>
+        </w:tc>
+      </w:tr>
+      <w:tr>
+        <w:trPr>
+          <w:cantSplit/>
+        </w:trPr>
+        <w:tc>
+          <w:tcPr>
+            <w:tcW w:type="dxa" w:w="6300"/>
+            <w:shd w:fill="F2F5FB" w:color="auto" w:val="clear"/>
+            <w:tcMar>
+              <w:top w:type="dxa" w:w="40"/>
+              <w:left w:type="dxa" w:w="80"/>
+              <w:bottom w:type="dxa" w:w="40"/>
+              <w:right w:type="dxa" w:w="80"/>
+            </w:tcMar>
+          </w:tcPr>
+          <w:p>
+            <w:pPr>
+              <w:spacing w:after="0" w:line="240"/>
+            </w:pPr>
+            <w:r>
+              <w:rPr>
+                <w:rFonts w:ascii="Calibri" w:cs="Calibri" w:eastAsia="Calibri" w:hAnsi="Calibri"/>
+                <w:sz w:val="17"/>
+                <w:szCs w:val="17"/>
+              </w:rPr>
+              <w:t xml:space="preserve">Première exécution dans Microsoft Excel</w:t>
+            </w:r>
+          </w:p>
+        </w:tc>
+        <w:tc>
+          <w:tcPr>
+            <w:tcW w:type="dxa" w:w="2726"/>
+            <w:shd w:fill="F2F5FB" w:color="auto" w:val="clear"/>
+            <w:tcMar>
+              <w:top w:type="dxa" w:w="40"/>
+              <w:left w:type="dxa" w:w="80"/>
+              <w:bottom w:type="dxa" w:w="40"/>
+              <w:right w:type="dxa" w:w="80"/>
+            </w:tcMar>
+          </w:tcPr>
+          <w:p>
+            <w:pPr>
+              <w:spacing w:after="0" w:line="240"/>
+            </w:pPr>
+            <w:r>
+              <w:rPr>
+                <w:rFonts w:ascii="Calibri" w:cs="Calibri" w:eastAsia="Calibri" w:hAnsi="Calibri"/>
+                <w:b/>
+                <w:bCs/>
+                <w:color w:val="BF8F00"/>
+                <w:sz w:val="17"/>
+                <w:szCs w:val="17"/>
+              </w:rPr>
+              <w:t xml:space="preserve">Recette à faire</w:t>
             </w:r>
           </w:p>
         </w:tc>
@@ -14165,11 +14279,11 @@
           <w:rFonts w:ascii="Calibri" w:cs="Calibri" w:eastAsia="Calibri" w:hAnsi="Calibri"/>
           <w:b/>
           <w:bCs/>
-          <w:color w:val="C00000"/>
+          <w:color w:val="548235"/>
           <w:sz w:val="21"/>
           <w:szCs w:val="21"/>
         </w:rPr>
-        <w:t xml:space="preserve">Point d'honnêteté. </w:t>
+        <w:t xml:space="preserve">Mise à jour (outil 4.1, 30 septembre 2026). </w:t>
       </w:r>
       <w:r>
         <w:rPr>
@@ -14179,7 +14293,7 @@
           <w:sz w:val="21"/>
           <w:szCs w:val="21"/>
         </w:rPr>
-        <w:t xml:space="preserve">Aucune instance d'Excel n'était disponible dans l'environnement de travail : les macros n'ont pas été exécutées. Je les ai écrites de façon conservatrice (aucune bibliothèque externe, aucun caractère accentué, gestion d'erreur avec restauration de l'état) et vérifiées statiquement, mais la première exécution réelle peut révéler une coquille de syntaxe ou un comportement propre à votre version d'Excel. C'est précisément le rôle de la macro ExecuterAutotests, à lancer en premier : elle compare le classeur aux 20 cas de référence. Si l'éditeur VBA signale une erreur à la compilation (menu Débogage → Compiler VBAProject), transmettez-moi le message : la correction est immédiate.</w:t>
+        <w:t xml:space="preserve">L'exécution réelle des macros sous LibreOffice a révélé et permis de corriger cinq défauts de l'outil 4.0 (une instruction qui empêchait la compilation du module de stress, une recherche de clé fragile, une lecture de valeur logique, une constante Excel, l'installation des boutons). LibreOffice n'étant pas Excel, la première exécution sous Excel — compilation du projet VBA puis ExecuterAutotests, attendu « 20 / 20 » — reste la recette de référence.</w:t>
       </w:r>
     </w:p>
     <w:p>
